--- a/spa/docx/008.content.docx
+++ b/spa/docx/008.content.docx
@@ -454,7 +454,7 @@
       <w:r>
         <w:drawing>
           <wp:inline xmlns:a="http://schemas.openxmlformats.org/drawingml/2006/main" xmlns:pic="http://schemas.openxmlformats.org/drawingml/2006/picture">
-            <wp:extent cx="6096000" cy="4066032"/>
+            <wp:extent cx="6096000" cy="4590288"/>
             <wp:docPr id="3" name="Picture 3"/>
             <wp:cNvGraphicFramePr>
               <a:graphicFrameLocks noChangeAspect="1"/>
@@ -475,7 +475,7 @@
                   <pic:spPr>
                     <a:xfrm>
                       <a:off x="0" y="0"/>
-                      <a:ext cx="6096000" cy="4066032"/>
+                      <a:ext cx="6096000" cy="4590288"/>
                     </a:xfrm>
                     <a:prstGeom prst="rect"/>
                   </pic:spPr>
@@ -532,7 +532,7 @@
         <w:rPr>
           <w:lang w:val="es_ES" w:bidi="es_ES"/>
         </w:rPr>
-        <w:t>Jarra de agua</w:t>
+        <w:t>Jarra de alabastro</w:t>
       </w:r>
       <w:r>
         <w:rPr>
@@ -568,7 +568,7 @@
       <w:r>
         <w:drawing>
           <wp:inline xmlns:a="http://schemas.openxmlformats.org/drawingml/2006/main" xmlns:pic="http://schemas.openxmlformats.org/drawingml/2006/picture">
-            <wp:extent cx="6096000" cy="4590288"/>
+            <wp:extent cx="6096000" cy="8128000"/>
             <wp:docPr id="4" name="Picture 4"/>
             <wp:cNvGraphicFramePr>
               <a:graphicFrameLocks noChangeAspect="1"/>
@@ -589,7 +589,7 @@
                   <pic:spPr>
                     <a:xfrm>
                       <a:off x="0" y="0"/>
-                      <a:ext cx="6096000" cy="4590288"/>
+                      <a:ext cx="6096000" cy="8128000"/>
                     </a:xfrm>
                     <a:prstGeom prst="rect"/>
                   </pic:spPr>
@@ -646,7 +646,7 @@
         <w:rPr>
           <w:lang w:val="es_ES" w:bidi="es_ES"/>
         </w:rPr>
-        <w:t>Jarra de agua</w:t>
+        <w:t>Jarra de alabastro</w:t>
       </w:r>
       <w:r>
         <w:rPr>
@@ -682,7 +682,7 @@
       <w:r>
         <w:drawing>
           <wp:inline xmlns:a="http://schemas.openxmlformats.org/drawingml/2006/main" xmlns:pic="http://schemas.openxmlformats.org/drawingml/2006/picture">
-            <wp:extent cx="6096000" cy="4590288"/>
+            <wp:extent cx="6096000" cy="8128000"/>
             <wp:docPr id="5" name="Picture 5"/>
             <wp:cNvGraphicFramePr>
               <a:graphicFrameLocks noChangeAspect="1"/>
@@ -703,7 +703,7 @@
                   <pic:spPr>
                     <a:xfrm>
                       <a:off x="0" y="0"/>
-                      <a:ext cx="6096000" cy="4590288"/>
+                      <a:ext cx="6096000" cy="8128000"/>
                     </a:xfrm>
                     <a:prstGeom prst="rect"/>
                   </pic:spPr>
@@ -760,7 +760,7 @@
         <w:rPr>
           <w:lang w:val="es_ES" w:bidi="es_ES"/>
         </w:rPr>
-        <w:t>Jarra de agua</w:t>
+        <w:t>Jarra de alabastro</w:t>
       </w:r>
       <w:r>
         <w:rPr>
@@ -796,7 +796,7 @@
       <w:r>
         <w:drawing>
           <wp:inline xmlns:a="http://schemas.openxmlformats.org/drawingml/2006/main" xmlns:pic="http://schemas.openxmlformats.org/drawingml/2006/picture">
-            <wp:extent cx="6096000" cy="4590288"/>
+            <wp:extent cx="6096000" cy="4066032"/>
             <wp:docPr id="6" name="Picture 6"/>
             <wp:cNvGraphicFramePr>
               <a:graphicFrameLocks noChangeAspect="1"/>
@@ -817,7 +817,7 @@
                   <pic:spPr>
                     <a:xfrm>
                       <a:off x="0" y="0"/>
-                      <a:ext cx="6096000" cy="4590288"/>
+                      <a:ext cx="6096000" cy="4066032"/>
                     </a:xfrm>
                     <a:prstGeom prst="rect"/>
                   </pic:spPr>
@@ -910,7 +910,7 @@
       <w:r>
         <w:drawing>
           <wp:inline xmlns:a="http://schemas.openxmlformats.org/drawingml/2006/main" xmlns:pic="http://schemas.openxmlformats.org/drawingml/2006/picture">
-            <wp:extent cx="6096000" cy="8128000"/>
+            <wp:extent cx="6096000" cy="4523232"/>
             <wp:docPr id="7" name="Picture 7"/>
             <wp:cNvGraphicFramePr>
               <a:graphicFrameLocks noChangeAspect="1"/>
@@ -931,7 +931,7 @@
                   <pic:spPr>
                     <a:xfrm>
                       <a:off x="0" y="0"/>
-                      <a:ext cx="6096000" cy="8128000"/>
+                      <a:ext cx="6096000" cy="4523232"/>
                     </a:xfrm>
                     <a:prstGeom prst="rect"/>
                   </pic:spPr>
@@ -988,7 +988,7 @@
         <w:rPr>
           <w:lang w:val="es_ES" w:bidi="es_ES"/>
         </w:rPr>
-        <w:t>Jarra de alabastro</w:t>
+        <w:t>Jarro</w:t>
       </w:r>
       <w:r>
         <w:rPr>
@@ -1024,7 +1024,7 @@
       <w:r>
         <w:drawing>
           <wp:inline xmlns:a="http://schemas.openxmlformats.org/drawingml/2006/main" xmlns:pic="http://schemas.openxmlformats.org/drawingml/2006/picture">
-            <wp:extent cx="6096000" cy="8128000"/>
+            <wp:extent cx="6096000" cy="5126736"/>
             <wp:docPr id="8" name="Picture 8"/>
             <wp:cNvGraphicFramePr>
               <a:graphicFrameLocks noChangeAspect="1"/>
@@ -1045,348 +1045,6 @@
                   <pic:spPr>
                     <a:xfrm>
                       <a:off x="0" y="0"/>
-                      <a:ext cx="6096000" cy="8128000"/>
-                    </a:xfrm>
-                    <a:prstGeom prst="rect"/>
-                  </pic:spPr>
-                </pic:pic>
-              </a:graphicData>
-            </a:graphic>
-          </wp:inline>
-        </w:drawing>
-      </w:r>
-    </w:p>
-    <w:p>
-      <w:pPr/>
-      <w:r>
-        <w:rPr>
-          <w:lang w:val="es_ES" w:bidi="es_ES"/>
-        </w:rPr>
-      </w:r>
-      <w:hyperlink r:id="rId28">
-        <w:r>
-          <w:rPr>
-            <w:lang w:val="es_ES" w:bidi="es_ES"/>
-          </w:rPr>
-          <w:rPr>
-            <w:color w:val="0000EE"/>
-            <w:u w:val="single"/>
-          </w:rPr>
-          <w:t>link</w:t>
-        </w:r>
-      </w:hyperlink>
-      <w:r>
-        <w:rPr>
-          <w:lang w:val="es_ES" w:bidi="es_ES"/>
-        </w:rPr>
-      </w:r>
-      <w:r>
-        <w:rPr>
-          <w:lang w:val="es_ES" w:bidi="es_ES"/>
-        </w:rPr>
-      </w:r>
-    </w:p>
-    <w:p>
-      <w:pPr/>
-      <w:r>
-        <w:rPr>
-          <w:lang w:val="es_ES" w:bidi="es_ES"/>
-        </w:rPr>
-      </w:r>
-    </w:p>
-    <w:p>
-      <w:pPr>
-        <w:pStyle w:val="Heading2"/>
-      </w:pPr>
-      <w:r>
-        <w:rPr>
-          <w:lang w:val="es_ES" w:bidi="es_ES"/>
-        </w:rPr>
-        <w:t>Jarra de alabastro</w:t>
-      </w:r>
-      <w:r>
-        <w:rPr>
-          <w:lang w:val="es_ES" w:bidi="es_ES"/>
-        </w:rPr>
-      </w:r>
-    </w:p>
-    <w:p>
-      <w:pPr>
-        <w:pStyle w:val="Heading4"/>
-      </w:pPr>
-      <w:r>
-        <w:rPr>
-          <w:lang w:val="es_ES" w:bidi="es_ES"/>
-        </w:rPr>
-        <w:t>Image Content</w:t>
-      </w:r>
-      <w:r>
-        <w:rPr>
-          <w:lang w:val="es_ES" w:bidi="es_ES"/>
-        </w:rPr>
-      </w:r>
-    </w:p>
-    <w:p>
-      <w:pPr/>
-      <w:r>
-        <w:rPr>
-          <w:lang w:val="es_ES" w:bidi="es_ES"/>
-        </w:rPr>
-      </w:r>
-    </w:p>
-    <w:p>
-      <w:r>
-        <w:drawing>
-          <wp:inline xmlns:a="http://schemas.openxmlformats.org/drawingml/2006/main" xmlns:pic="http://schemas.openxmlformats.org/drawingml/2006/picture">
-            <wp:extent cx="6096000" cy="4066032"/>
-            <wp:docPr id="9" name="Picture 9"/>
-            <wp:cNvGraphicFramePr>
-              <a:graphicFrameLocks noChangeAspect="1"/>
-            </wp:cNvGraphicFramePr>
-            <a:graphic>
-              <a:graphicData uri="http://schemas.openxmlformats.org/drawingml/2006/picture">
-                <pic:pic>
-                  <pic:nvPicPr>
-                    <pic:cNvPr id="0" name="image.jpg"/>
-                    <pic:cNvPicPr/>
-                  </pic:nvPicPr>
-                  <pic:blipFill>
-                    <a:blip r:embed="rId29"/>
-                    <a:stretch>
-                      <a:fillRect/>
-                    </a:stretch>
-                  </pic:blipFill>
-                  <pic:spPr>
-                    <a:xfrm>
-                      <a:off x="0" y="0"/>
-                      <a:ext cx="6096000" cy="4066032"/>
-                    </a:xfrm>
-                    <a:prstGeom prst="rect"/>
-                  </pic:spPr>
-                </pic:pic>
-              </a:graphicData>
-            </a:graphic>
-          </wp:inline>
-        </w:drawing>
-      </w:r>
-    </w:p>
-    <w:p>
-      <w:pPr/>
-      <w:r>
-        <w:rPr>
-          <w:lang w:val="es_ES" w:bidi="es_ES"/>
-        </w:rPr>
-      </w:r>
-      <w:hyperlink r:id="rId30">
-        <w:r>
-          <w:rPr>
-            <w:lang w:val="es_ES" w:bidi="es_ES"/>
-          </w:rPr>
-          <w:rPr>
-            <w:color w:val="0000EE"/>
-            <w:u w:val="single"/>
-          </w:rPr>
-          <w:t>link</w:t>
-        </w:r>
-      </w:hyperlink>
-      <w:r>
-        <w:rPr>
-          <w:lang w:val="es_ES" w:bidi="es_ES"/>
-        </w:rPr>
-      </w:r>
-      <w:r>
-        <w:rPr>
-          <w:lang w:val="es_ES" w:bidi="es_ES"/>
-        </w:rPr>
-      </w:r>
-    </w:p>
-    <w:p>
-      <w:pPr/>
-      <w:r>
-        <w:rPr>
-          <w:lang w:val="es_ES" w:bidi="es_ES"/>
-        </w:rPr>
-      </w:r>
-    </w:p>
-    <w:p>
-      <w:pPr>
-        <w:pStyle w:val="Heading2"/>
-      </w:pPr>
-      <w:r>
-        <w:rPr>
-          <w:lang w:val="es_ES" w:bidi="es_ES"/>
-        </w:rPr>
-        <w:t>Jarra de alabastro</w:t>
-      </w:r>
-      <w:r>
-        <w:rPr>
-          <w:lang w:val="es_ES" w:bidi="es_ES"/>
-        </w:rPr>
-      </w:r>
-    </w:p>
-    <w:p>
-      <w:pPr>
-        <w:pStyle w:val="Heading4"/>
-      </w:pPr>
-      <w:r>
-        <w:rPr>
-          <w:lang w:val="es_ES" w:bidi="es_ES"/>
-        </w:rPr>
-        <w:t>Image Content</w:t>
-      </w:r>
-      <w:r>
-        <w:rPr>
-          <w:lang w:val="es_ES" w:bidi="es_ES"/>
-        </w:rPr>
-      </w:r>
-    </w:p>
-    <w:p>
-      <w:pPr/>
-      <w:r>
-        <w:rPr>
-          <w:lang w:val="es_ES" w:bidi="es_ES"/>
-        </w:rPr>
-      </w:r>
-    </w:p>
-    <w:p>
-      <w:r>
-        <w:drawing>
-          <wp:inline xmlns:a="http://schemas.openxmlformats.org/drawingml/2006/main" xmlns:pic="http://schemas.openxmlformats.org/drawingml/2006/picture">
-            <wp:extent cx="6096000" cy="4523232"/>
-            <wp:docPr id="10" name="Picture 10"/>
-            <wp:cNvGraphicFramePr>
-              <a:graphicFrameLocks noChangeAspect="1"/>
-            </wp:cNvGraphicFramePr>
-            <a:graphic>
-              <a:graphicData uri="http://schemas.openxmlformats.org/drawingml/2006/picture">
-                <pic:pic>
-                  <pic:nvPicPr>
-                    <pic:cNvPr id="0" name="image.jpg"/>
-                    <pic:cNvPicPr/>
-                  </pic:nvPicPr>
-                  <pic:blipFill>
-                    <a:blip r:embed="rId31"/>
-                    <a:stretch>
-                      <a:fillRect/>
-                    </a:stretch>
-                  </pic:blipFill>
-                  <pic:spPr>
-                    <a:xfrm>
-                      <a:off x="0" y="0"/>
-                      <a:ext cx="6096000" cy="4523232"/>
-                    </a:xfrm>
-                    <a:prstGeom prst="rect"/>
-                  </pic:spPr>
-                </pic:pic>
-              </a:graphicData>
-            </a:graphic>
-          </wp:inline>
-        </w:drawing>
-      </w:r>
-    </w:p>
-    <w:p>
-      <w:pPr/>
-      <w:r>
-        <w:rPr>
-          <w:lang w:val="es_ES" w:bidi="es_ES"/>
-        </w:rPr>
-      </w:r>
-      <w:hyperlink r:id="rId32">
-        <w:r>
-          <w:rPr>
-            <w:lang w:val="es_ES" w:bidi="es_ES"/>
-          </w:rPr>
-          <w:rPr>
-            <w:color w:val="0000EE"/>
-            <w:u w:val="single"/>
-          </w:rPr>
-          <w:t>link</w:t>
-        </w:r>
-      </w:hyperlink>
-      <w:r>
-        <w:rPr>
-          <w:lang w:val="es_ES" w:bidi="es_ES"/>
-        </w:rPr>
-      </w:r>
-      <w:r>
-        <w:rPr>
-          <w:lang w:val="es_ES" w:bidi="es_ES"/>
-        </w:rPr>
-      </w:r>
-    </w:p>
-    <w:p>
-      <w:pPr/>
-      <w:r>
-        <w:rPr>
-          <w:lang w:val="es_ES" w:bidi="es_ES"/>
-        </w:rPr>
-      </w:r>
-    </w:p>
-    <w:p>
-      <w:pPr>
-        <w:pStyle w:val="Heading2"/>
-      </w:pPr>
-      <w:r>
-        <w:rPr>
-          <w:lang w:val="es_ES" w:bidi="es_ES"/>
-        </w:rPr>
-        <w:t>Jarro</w:t>
-      </w:r>
-      <w:r>
-        <w:rPr>
-          <w:lang w:val="es_ES" w:bidi="es_ES"/>
-        </w:rPr>
-      </w:r>
-    </w:p>
-    <w:p>
-      <w:pPr>
-        <w:pStyle w:val="Heading4"/>
-      </w:pPr>
-      <w:r>
-        <w:rPr>
-          <w:lang w:val="es_ES" w:bidi="es_ES"/>
-        </w:rPr>
-        <w:t>Image Content</w:t>
-      </w:r>
-      <w:r>
-        <w:rPr>
-          <w:lang w:val="es_ES" w:bidi="es_ES"/>
-        </w:rPr>
-      </w:r>
-    </w:p>
-    <w:p>
-      <w:pPr/>
-      <w:r>
-        <w:rPr>
-          <w:lang w:val="es_ES" w:bidi="es_ES"/>
-        </w:rPr>
-      </w:r>
-    </w:p>
-    <w:p>
-      <w:r>
-        <w:drawing>
-          <wp:inline xmlns:a="http://schemas.openxmlformats.org/drawingml/2006/main" xmlns:pic="http://schemas.openxmlformats.org/drawingml/2006/picture">
-            <wp:extent cx="6096000" cy="5126736"/>
-            <wp:docPr id="11" name="Picture 11"/>
-            <wp:cNvGraphicFramePr>
-              <a:graphicFrameLocks noChangeAspect="1"/>
-            </wp:cNvGraphicFramePr>
-            <a:graphic>
-              <a:graphicData uri="http://schemas.openxmlformats.org/drawingml/2006/picture">
-                <pic:pic>
-                  <pic:nvPicPr>
-                    <pic:cNvPr id="0" name="image.jpg"/>
-                    <pic:cNvPicPr/>
-                  </pic:nvPicPr>
-                  <pic:blipFill>
-                    <a:blip r:embed="rId33"/>
-                    <a:stretch>
-                      <a:fillRect/>
-                    </a:stretch>
-                  </pic:blipFill>
-                  <pic:spPr>
-                    <a:xfrm>
-                      <a:off x="0" y="0"/>
                       <a:ext cx="6096000" cy="5126736"/>
                     </a:xfrm>
                     <a:prstGeom prst="rect"/>
@@ -1405,7 +1063,7 @@
           <w:lang w:val="es_ES" w:bidi="es_ES"/>
         </w:rPr>
       </w:r>
-      <w:hyperlink r:id="rId34">
+      <w:hyperlink r:id="rId28">
         <w:r>
           <w:rPr>
             <w:lang w:val="es_ES" w:bidi="es_ES"/>
